--- a/Report/Task 1/zerowaste_business_plan.docx
+++ b/Report/Task 1/zerowaste_business_plan.docx
@@ -1829,12 +1829,21 @@
                 <w:b/>
               </w:rPr>
             </w:pPr>
+            <w:proofErr w:type="gramStart"/>
             <w:r>
               <w:rPr>
                 <w:rFonts w:eastAsia="Calibri"/>
                 <w:b/>
               </w:rPr>
-              <w:t>Student acknowledge feedback/comments</w:t>
+              <w:t>Student</w:t>
+            </w:r>
+            <w:proofErr w:type="gramEnd"/>
+            <w:r>
+              <w:rPr>
+                <w:rFonts w:eastAsia="Calibri"/>
+                <w:b/>
+              </w:rPr>
+              <w:t xml:space="preserve"> acknowledge feedback/comments</w:t>
             </w:r>
           </w:p>
         </w:tc>
@@ -2081,7 +2090,25 @@
           <w:sz w:val="18"/>
           <w:szCs w:val="18"/>
         </w:rPr>
-        <w:t xml:space="preserve">If the Turnitin report is required, students have to submit it with the assignment. However, departments may allow students up to </w:t>
+        <w:t xml:space="preserve">If the Turnitin report is required, students </w:t>
+      </w:r>
+      <w:proofErr w:type="gramStart"/>
+      <w:r>
+        <w:rPr>
+          <w:rFonts w:eastAsia="Calibri" w:cs="Times New Roman"/>
+          <w:sz w:val="18"/>
+          <w:szCs w:val="18"/>
+        </w:rPr>
+        <w:t>have to</w:t>
+      </w:r>
+      <w:proofErr w:type="gramEnd"/>
+      <w:r>
+        <w:rPr>
+          <w:rFonts w:eastAsia="Calibri" w:cs="Times New Roman"/>
+          <w:sz w:val="18"/>
+          <w:szCs w:val="18"/>
+        </w:rPr>
+        <w:t xml:space="preserve"> submit it with the assignment. However, departments may allow students up to </w:t>
       </w:r>
       <w:r>
         <w:rPr>
@@ -10967,24 +10994,14 @@
       <w:r>
         <w:t xml:space="preserve">Figure </w:t>
       </w:r>
-      <w:r>
-        <w:fldChar w:fldCharType="begin"/>
-      </w:r>
-      <w:r>
-        <w:instrText xml:space="preserve"> SEQ Figure \* ARABIC </w:instrText>
-      </w:r>
-      <w:r>
-        <w:fldChar w:fldCharType="separate"/>
-      </w:r>
-      <w:r>
-        <w:rPr>
-          <w:noProof/>
-        </w:rPr>
-        <w:t>7</w:t>
-      </w:r>
-      <w:r>
-        <w:fldChar w:fldCharType="end"/>
-      </w:r>
+      <w:fldSimple w:instr=" SEQ Figure \* ARABIC ">
+        <w:r>
+          <w:rPr>
+            <w:noProof/>
+          </w:rPr>
+          <w:t>7</w:t>
+        </w:r>
+      </w:fldSimple>
       <w:r>
         <w:t>: Gantt Chart - Project Schedule Timeline</w:t>
       </w:r>
@@ -13121,7 +13138,39 @@
           <w:rFonts w:cs="Times New Roman"/>
           <w:lang w:val="en-US"/>
         </w:rPr>
-        <w:t>The demonstration platform is where the project will be implements and be running during the development phase, testing phase, and the implementation phase. The following provided is our demonstration platform:</w:t>
+        <w:t xml:space="preserve">The demonstration platform is where the project will be </w:t>
+      </w:r>
+      <w:proofErr w:type="gramStart"/>
+      <w:r>
+        <w:rPr>
+          <w:rFonts w:cs="Times New Roman"/>
+          <w:lang w:val="en-US"/>
+        </w:rPr>
+        <w:t>implements</w:t>
+      </w:r>
+      <w:proofErr w:type="gramEnd"/>
+      <w:r>
+        <w:rPr>
+          <w:rFonts w:cs="Times New Roman"/>
+          <w:lang w:val="en-US"/>
+        </w:rPr>
+        <w:t xml:space="preserve"> and be running during the development phase, testing phase, and the implementation phase. The following </w:t>
+      </w:r>
+      <w:proofErr w:type="gramStart"/>
+      <w:r>
+        <w:rPr>
+          <w:rFonts w:cs="Times New Roman"/>
+          <w:lang w:val="en-US"/>
+        </w:rPr>
+        <w:t>provided is</w:t>
+      </w:r>
+      <w:proofErr w:type="gramEnd"/>
+      <w:r>
+        <w:rPr>
+          <w:rFonts w:cs="Times New Roman"/>
+          <w:lang w:val="en-US"/>
+        </w:rPr>
+        <w:t xml:space="preserve"> our demonstration platform:</w:t>
       </w:r>
     </w:p>
     <w:tbl>
@@ -17830,7 +17879,27 @@
                 <w:szCs w:val="20"/>
                 <w:lang w:val="en-MY" w:eastAsia="en-MY"/>
               </w:rPr>
-              <w:t xml:space="preserve">Gantt chart   - Timelines,  Predecessors, Resource Usage, milestones                            </w:t>
+              <w:t xml:space="preserve">Gantt chart   - </w:t>
+            </w:r>
+            <w:proofErr w:type="gramStart"/>
+            <w:r>
+              <w:rPr>
+                <w:color w:val="000000"/>
+                <w:sz w:val="20"/>
+                <w:szCs w:val="20"/>
+                <w:lang w:val="en-MY" w:eastAsia="en-MY"/>
+              </w:rPr>
+              <w:t>Timelines,  Predecessors</w:t>
+            </w:r>
+            <w:proofErr w:type="gramEnd"/>
+            <w:r>
+              <w:rPr>
+                <w:color w:val="000000"/>
+                <w:sz w:val="20"/>
+                <w:szCs w:val="20"/>
+                <w:lang w:val="en-MY" w:eastAsia="en-MY"/>
+              </w:rPr>
+              <w:t xml:space="preserve">, Resource Usage, milestones                            </w:t>
             </w:r>
           </w:p>
         </w:tc>
@@ -19280,6 +19349,7 @@
                 <w:lang w:val="en-MY" w:eastAsia="en-MY"/>
               </w:rPr>
             </w:pPr>
+            <w:proofErr w:type="gramStart"/>
             <w:r>
               <w:rPr>
                 <w:color w:val="000000"/>
@@ -19289,6 +19359,7 @@
               </w:rPr>
               <w:t>Documentation[</w:t>
             </w:r>
+            <w:proofErr w:type="gramEnd"/>
             <w:r>
               <w:rPr>
                 <w:color w:val="000000"/>
